--- a/docs/WPS_Table_Sheels_filled.docx
+++ b/docs/WPS_Table_Sheels_filled.docx
@@ -2276,17 +2276,17 @@
           </w:tcPr>
           <w:p>
             <w:r>
-              <w:t>0.12**</w:t>
-            </w:r>
-          </w:p>
-        </w:tc>
-        <w:tc>
-          <w:tcPr>
-            <w:tcW w:w="810" w:type="dxa"/>
-          </w:tcPr>
-          <w:p>
-            <w:r>
-              <w:t>0.04</w:t>
+              <w:t>0.12*</w:t>
+            </w:r>
+          </w:p>
+        </w:tc>
+        <w:tc>
+          <w:tcPr>
+            <w:tcW w:w="810" w:type="dxa"/>
+          </w:tcPr>
+          <w:p>
+            <w:r>
+              <w:t>0.05</w:t>
             </w:r>
           </w:p>
         </w:tc>
@@ -2340,7 +2340,7 @@
           </w:tcPr>
           <w:p>
             <w:r>
-              <w:t>2.60***</w:t>
+              <w:t>2.70***</w:t>
             </w:r>
           </w:p>
         </w:tc>
@@ -2350,27 +2350,27 @@
           </w:tcPr>
           <w:p>
             <w:r>
+              <w:t>0.60</w:t>
+            </w:r>
+          </w:p>
+        </w:tc>
+        <w:tc>
+          <w:tcPr>
+            <w:tcW w:w="913" w:type="dxa"/>
+          </w:tcPr>
+          <w:p>
+            <w:r>
+              <w:t>2.57***</w:t>
+            </w:r>
+          </w:p>
+        </w:tc>
+        <w:tc>
+          <w:tcPr>
+            <w:tcW w:w="810" w:type="dxa"/>
+          </w:tcPr>
+          <w:p>
+            <w:r>
               <w:t>0.59</w:t>
-            </w:r>
-          </w:p>
-        </w:tc>
-        <w:tc>
-          <w:tcPr>
-            <w:tcW w:w="913" w:type="dxa"/>
-          </w:tcPr>
-          <w:p>
-            <w:r>
-              <w:t>2.54***</w:t>
-            </w:r>
-          </w:p>
-        </w:tc>
-        <w:tc>
-          <w:tcPr>
-            <w:tcW w:w="810" w:type="dxa"/>
-          </w:tcPr>
-          <w:p>
-            <w:r>
-              <w:t>0.60</w:t>
             </w:r>
           </w:p>
         </w:tc>
@@ -2443,7 +2443,7 @@
           </w:tcPr>
           <w:p>
             <w:r>
-              <w:t>0.32</w:t>
+              <w:t>0.33</w:t>
             </w:r>
           </w:p>
         </w:tc>
@@ -2453,17 +2453,17 @@
           </w:tcPr>
           <w:p>
             <w:r>
-              <w:t>-1.11***</w:t>
-            </w:r>
-          </w:p>
-        </w:tc>
-        <w:tc>
-          <w:tcPr>
-            <w:tcW w:w="810" w:type="dxa"/>
-          </w:tcPr>
-          <w:p>
-            <w:r>
-              <w:t>0.32</w:t>
+              <w:t>-1.12***</w:t>
+            </w:r>
+          </w:p>
+        </w:tc>
+        <w:tc>
+          <w:tcPr>
+            <w:tcW w:w="810" w:type="dxa"/>
+          </w:tcPr>
+          <w:p>
+            <w:r>
+              <w:t>0.33</w:t>
             </w:r>
           </w:p>
         </w:tc>
@@ -2718,7 +2718,7 @@
           </w:tcPr>
           <w:p>
             <w:r>
-              <w:t>-5.11+</w:t>
+              <w:t>-1.33</w:t>
             </w:r>
           </w:p>
         </w:tc>
@@ -2728,7 +2728,7 @@
           </w:tcPr>
           <w:p>
             <w:r>
-              <w:t>2.73</w:t>
+              <w:t>1.74</w:t>
             </w:r>
           </w:p>
         </w:tc>
@@ -2738,17 +2738,17 @@
           </w:tcPr>
           <w:p>
             <w:r>
-              <w:t>-3.01</w:t>
-            </w:r>
-          </w:p>
-        </w:tc>
-        <w:tc>
-          <w:tcPr>
-            <w:tcW w:w="810" w:type="dxa"/>
-          </w:tcPr>
-          <w:p>
-            <w:r>
-              <w:t>2.99</w:t>
+              <w:t>-0.13</w:t>
+            </w:r>
+          </w:p>
+        </w:tc>
+        <w:tc>
+          <w:tcPr>
+            <w:tcW w:w="810" w:type="dxa"/>
+          </w:tcPr>
+          <w:p>
+            <w:r>
+              <w:t>2.04</w:t>
             </w:r>
           </w:p>
         </w:tc>
@@ -2772,7 +2772,7 @@
                 <w:sz w:val="22"/>
                 <w:szCs w:val="22"/>
               </w:rPr>
-              <w:t>Spending/applicator*time</w:t>
+              <w:t>Spending/farmworker</w:t>
             </w:r>
           </w:p>
         </w:tc>
@@ -2810,7 +2810,7 @@
           </w:tcPr>
           <w:p>
             <w:r>
-              <w:t>-0.82+</w:t>
+              <w:t>-2.23</w:t>
             </w:r>
           </w:p>
         </w:tc>
@@ -2820,7 +2820,7 @@
           </w:tcPr>
           <w:p>
             <w:r>
-              <w:t>0.49</w:t>
+              <w:t>1.45</w:t>
             </w:r>
           </w:p>
         </w:tc>
@@ -2830,17 +2830,17 @@
           </w:tcPr>
           <w:p>
             <w:r>
-              <w:t>-0.64</w:t>
-            </w:r>
-          </w:p>
-        </w:tc>
-        <w:tc>
-          <w:tcPr>
-            <w:tcW w:w="810" w:type="dxa"/>
-          </w:tcPr>
-          <w:p>
-            <w:r>
-              <w:t>0.54</w:t>
+              <w:t>-2.06</w:t>
+            </w:r>
+          </w:p>
+        </w:tc>
+        <w:tc>
+          <w:tcPr>
+            <w:tcW w:w="810" w:type="dxa"/>
+          </w:tcPr>
+          <w:p>
+            <w:r>
+              <w:t>1.70</w:t>
             </w:r>
           </w:p>
         </w:tc>
@@ -2864,7 +2864,7 @@
                 <w:sz w:val="22"/>
                 <w:szCs w:val="22"/>
               </w:rPr>
-              <w:t>Spending/farmworker</w:t>
+              <w:t>Labor Intensity</w:t>
             </w:r>
           </w:p>
         </w:tc>
@@ -2902,7 +2902,7 @@
           </w:tcPr>
           <w:p>
             <w:r>
-              <w:t>-4.55+</w:t>
+              <w:t>-0.06</w:t>
             </w:r>
           </w:p>
         </w:tc>
@@ -2912,7 +2912,7 @@
           </w:tcPr>
           <w:p>
             <w:r>
-              <w:t>2.46</w:t>
+              <w:t>1.87</w:t>
             </w:r>
           </w:p>
         </w:tc>
@@ -2922,17 +2922,17 @@
           </w:tcPr>
           <w:p>
             <w:r>
-              <w:t>-4.73+</w:t>
-            </w:r>
-          </w:p>
-        </w:tc>
-        <w:tc>
-          <w:tcPr>
-            <w:tcW w:w="810" w:type="dxa"/>
-          </w:tcPr>
-          <w:p>
-            <w:r>
-              <w:t>2.56</w:t>
+              <w:t>-0.13</w:t>
+            </w:r>
+          </w:p>
+        </w:tc>
+        <w:tc>
+          <w:tcPr>
+            <w:tcW w:w="810" w:type="dxa"/>
+          </w:tcPr>
+          <w:p>
+            <w:r>
+              <w:t>2.14</w:t>
             </w:r>
           </w:p>
         </w:tc>
@@ -2950,14 +2950,6 @@
                 <w:szCs w:val="22"/>
               </w:rPr>
             </w:pPr>
-            <w:r>
-              <w:rPr>
-                <w:rFonts w:ascii="Helvetica" w:hAnsi="Helvetica"/>
-                <w:sz w:val="22"/>
-                <w:szCs w:val="22"/>
-              </w:rPr>
-              <w:t>Spending/farmworker*time</w:t>
-            </w:r>
           </w:p>
         </w:tc>
         <w:tc>
@@ -2993,9 +2985,13 @@
             <w:tcW w:w="990" w:type="dxa"/>
           </w:tcPr>
           <w:p>
-            <w:r>
-              <w:t>-0.51</w:t>
-            </w:r>
+            <w:pPr>
+              <w:rPr>
+                <w:rFonts w:ascii="Helvetica" w:hAnsi="Helvetica"/>
+                <w:sz w:val="22"/>
+                <w:szCs w:val="22"/>
+              </w:rPr>
+            </w:pPr>
           </w:p>
         </w:tc>
         <w:tc>
@@ -3003,9 +2999,13 @@
             <w:tcW w:w="900" w:type="dxa"/>
           </w:tcPr>
           <w:p>
-            <w:r>
-              <w:t>0.44</w:t>
-            </w:r>
+            <w:pPr>
+              <w:rPr>
+                <w:rFonts w:ascii="Helvetica" w:hAnsi="Helvetica"/>
+                <w:sz w:val="22"/>
+                <w:szCs w:val="22"/>
+              </w:rPr>
+            </w:pPr>
           </w:p>
         </w:tc>
         <w:tc>
@@ -3013,19 +3013,27 @@
             <w:tcW w:w="913" w:type="dxa"/>
           </w:tcPr>
           <w:p>
-            <w:r>
-              <w:t>-0.57</w:t>
-            </w:r>
-          </w:p>
-        </w:tc>
-        <w:tc>
-          <w:tcPr>
-            <w:tcW w:w="810" w:type="dxa"/>
-          </w:tcPr>
-          <w:p>
-            <w:r>
-              <w:t>0.44</w:t>
-            </w:r>
+            <w:pPr>
+              <w:rPr>
+                <w:rFonts w:ascii="Helvetica" w:hAnsi="Helvetica"/>
+                <w:sz w:val="22"/>
+                <w:szCs w:val="22"/>
+              </w:rPr>
+            </w:pPr>
+          </w:p>
+        </w:tc>
+        <w:tc>
+          <w:tcPr>
+            <w:tcW w:w="810" w:type="dxa"/>
+          </w:tcPr>
+          <w:p>
+            <w:pPr>
+              <w:rPr>
+                <w:rFonts w:ascii="Helvetica" w:hAnsi="Helvetica"/>
+                <w:sz w:val="22"/>
+                <w:szCs w:val="22"/>
+              </w:rPr>
+            </w:pPr>
           </w:p>
         </w:tc>
       </w:tr>
@@ -3048,7 +3056,27 @@
                 <w:sz w:val="22"/>
                 <w:szCs w:val="22"/>
               </w:rPr>
-              <w:t>Labor Intensity</w:t>
+              <w:t xml:space="preserve">H-2A </w:t>
+            </w:r>
+            <w:proofErr w:type="spellStart"/>
+            <w:proofErr w:type="gramStart"/>
+            <w:r>
+              <w:rPr>
+                <w:rFonts w:ascii="Helvetica" w:hAnsi="Helvetica"/>
+                <w:sz w:val="22"/>
+                <w:szCs w:val="22"/>
+              </w:rPr>
+              <w:t>farmworkers:BLS</w:t>
+            </w:r>
+            <w:proofErr w:type="spellEnd"/>
+            <w:proofErr w:type="gramEnd"/>
+            <w:r>
+              <w:rPr>
+                <w:rFonts w:ascii="Helvetica" w:hAnsi="Helvetica"/>
+                <w:sz w:val="22"/>
+                <w:szCs w:val="22"/>
+              </w:rPr>
+              <w:t xml:space="preserve"> farmworkers</w:t>
             </w:r>
           </w:p>
         </w:tc>
@@ -3085,9 +3113,13 @@
             <w:tcW w:w="990" w:type="dxa"/>
           </w:tcPr>
           <w:p>
-            <w:r>
-              <w:t>-0.05</w:t>
-            </w:r>
+            <w:pPr>
+              <w:rPr>
+                <w:rFonts w:ascii="Helvetica" w:hAnsi="Helvetica"/>
+                <w:sz w:val="22"/>
+                <w:szCs w:val="22"/>
+              </w:rPr>
+            </w:pPr>
           </w:p>
         </w:tc>
         <w:tc>
@@ -3095,9 +3127,13 @@
             <w:tcW w:w="900" w:type="dxa"/>
           </w:tcPr>
           <w:p>
-            <w:r>
-              <w:t>1.88</w:t>
-            </w:r>
+            <w:pPr>
+              <w:rPr>
+                <w:rFonts w:ascii="Helvetica" w:hAnsi="Helvetica"/>
+                <w:sz w:val="22"/>
+                <w:szCs w:val="22"/>
+              </w:rPr>
+            </w:pPr>
           </w:p>
         </w:tc>
         <w:tc>
@@ -3106,17 +3142,17 @@
           </w:tcPr>
           <w:p>
             <w:r>
-              <w:t>-0.14</w:t>
-            </w:r>
-          </w:p>
-        </w:tc>
-        <w:tc>
-          <w:tcPr>
-            <w:tcW w:w="810" w:type="dxa"/>
-          </w:tcPr>
-          <w:p>
-            <w:r>
-              <w:t>1.93</w:t>
+              <w:t>-0.24</w:t>
+            </w:r>
+          </w:p>
+        </w:tc>
+        <w:tc>
+          <w:tcPr>
+            <w:tcW w:w="810" w:type="dxa"/>
+          </w:tcPr>
+          <w:p>
+            <w:r>
+              <w:t>1.39</w:t>
             </w:r>
           </w:p>
         </w:tc>
@@ -3134,6 +3170,14 @@
                 <w:szCs w:val="22"/>
               </w:rPr>
             </w:pPr>
+            <w:r>
+              <w:rPr>
+                <w:rFonts w:ascii="Helvetica" w:hAnsi="Helvetica"/>
+                <w:sz w:val="22"/>
+                <w:szCs w:val="22"/>
+              </w:rPr>
+              <w:t>H-2A Authorized/H-2A Requested</w:t>
+            </w:r>
           </w:p>
         </w:tc>
         <w:tc>
@@ -3197,27 +3241,19 @@
             <w:tcW w:w="913" w:type="dxa"/>
           </w:tcPr>
           <w:p>
-            <w:pPr>
-              <w:rPr>
-                <w:rFonts w:ascii="Helvetica" w:hAnsi="Helvetica"/>
-                <w:sz w:val="22"/>
-                <w:szCs w:val="22"/>
-              </w:rPr>
-            </w:pPr>
-          </w:p>
-        </w:tc>
-        <w:tc>
-          <w:tcPr>
-            <w:tcW w:w="810" w:type="dxa"/>
-          </w:tcPr>
-          <w:p>
-            <w:pPr>
-              <w:rPr>
-                <w:rFonts w:ascii="Helvetica" w:hAnsi="Helvetica"/>
-                <w:sz w:val="22"/>
-                <w:szCs w:val="22"/>
-              </w:rPr>
-            </w:pPr>
+            <w:r>
+              <w:t>1.48</w:t>
+            </w:r>
+          </w:p>
+        </w:tc>
+        <w:tc>
+          <w:tcPr>
+            <w:tcW w:w="810" w:type="dxa"/>
+          </w:tcPr>
+          <w:p>
+            <w:r>
+              <w:t>1.76</w:t>
+            </w:r>
           </w:p>
         </w:tc>
       </w:tr>
@@ -3240,27 +3276,7 @@
                 <w:sz w:val="22"/>
                 <w:szCs w:val="22"/>
               </w:rPr>
-              <w:t xml:space="preserve">H-2A </w:t>
-            </w:r>
-            <w:proofErr w:type="spellStart"/>
-            <w:proofErr w:type="gramStart"/>
-            <w:r>
-              <w:rPr>
-                <w:rFonts w:ascii="Helvetica" w:hAnsi="Helvetica"/>
-                <w:sz w:val="22"/>
-                <w:szCs w:val="22"/>
-              </w:rPr>
-              <w:t>farmworkers:BLS</w:t>
-            </w:r>
-            <w:proofErr w:type="spellEnd"/>
-            <w:proofErr w:type="gramEnd"/>
-            <w:r>
-              <w:rPr>
-                <w:rFonts w:ascii="Helvetica" w:hAnsi="Helvetica"/>
-                <w:sz w:val="22"/>
-                <w:szCs w:val="22"/>
-              </w:rPr>
-              <w:t xml:space="preserve"> farmworkers</w:t>
+              <w:t>%H-2A Authorized to FLC</w:t>
             </w:r>
           </w:p>
         </w:tc>
@@ -3326,17 +3342,17 @@
           </w:tcPr>
           <w:p>
             <w:r>
-              <w:t>-0.23</w:t>
-            </w:r>
-          </w:p>
-        </w:tc>
-        <w:tc>
-          <w:tcPr>
-            <w:tcW w:w="810" w:type="dxa"/>
-          </w:tcPr>
-          <w:p>
-            <w:r>
-              <w:t>1.33</w:t>
+              <w:t>5.43*</w:t>
+            </w:r>
+          </w:p>
+        </w:tc>
+        <w:tc>
+          <w:tcPr>
+            <w:tcW w:w="810" w:type="dxa"/>
+          </w:tcPr>
+          <w:p>
+            <w:r>
+              <w:t>2.41</w:t>
             </w:r>
           </w:p>
         </w:tc>
@@ -3360,7 +3376,15 @@
                 <w:sz w:val="22"/>
                 <w:szCs w:val="22"/>
               </w:rPr>
-              <w:t>H-2A Authorized/H-2A Requested</w:t>
+              <w:t>%H-2A Authorized to FLC</w:t>
+            </w:r>
+            <w:r>
+              <w:rPr>
+                <w:rFonts w:ascii="Helvetica" w:hAnsi="Helvetica"/>
+                <w:sz w:val="22"/>
+                <w:szCs w:val="22"/>
+              </w:rPr>
+              <w:t>*time</w:t>
             </w:r>
           </w:p>
         </w:tc>
@@ -3426,17 +3450,17 @@
           </w:tcPr>
           <w:p>
             <w:r>
-              <w:t>1.64</w:t>
-            </w:r>
-          </w:p>
-        </w:tc>
-        <w:tc>
-          <w:tcPr>
-            <w:tcW w:w="810" w:type="dxa"/>
-          </w:tcPr>
-          <w:p>
-            <w:r>
-              <w:t>1.68</w:t>
+              <w:t>0.64+</w:t>
+            </w:r>
+          </w:p>
+        </w:tc>
+        <w:tc>
+          <w:tcPr>
+            <w:tcW w:w="810" w:type="dxa"/>
+          </w:tcPr>
+          <w:p>
+            <w:r>
+              <w:t>0.38</w:t>
             </w:r>
           </w:p>
         </w:tc>
@@ -3454,14 +3478,6 @@
                 <w:szCs w:val="22"/>
               </w:rPr>
             </w:pPr>
-            <w:r>
-              <w:rPr>
-                <w:rFonts w:ascii="Helvetica" w:hAnsi="Helvetica"/>
-                <w:sz w:val="22"/>
-                <w:szCs w:val="22"/>
-              </w:rPr>
-              <w:t>%H-2A Authorized to FLC</w:t>
-            </w:r>
           </w:p>
         </w:tc>
         <w:tc>
@@ -3525,19 +3541,27 @@
             <w:tcW w:w="913" w:type="dxa"/>
           </w:tcPr>
           <w:p>
-            <w:r>
-              <w:t>4.49+</w:t>
-            </w:r>
-          </w:p>
-        </w:tc>
-        <w:tc>
-          <w:tcPr>
-            <w:tcW w:w="810" w:type="dxa"/>
-          </w:tcPr>
-          <w:p>
-            <w:r>
-              <w:t>2.49</w:t>
-            </w:r>
+            <w:pPr>
+              <w:rPr>
+                <w:rFonts w:ascii="Helvetica" w:hAnsi="Helvetica"/>
+                <w:sz w:val="22"/>
+                <w:szCs w:val="22"/>
+              </w:rPr>
+            </w:pPr>
+          </w:p>
+        </w:tc>
+        <w:tc>
+          <w:tcPr>
+            <w:tcW w:w="810" w:type="dxa"/>
+          </w:tcPr>
+          <w:p>
+            <w:pPr>
+              <w:rPr>
+                <w:rFonts w:ascii="Helvetica" w:hAnsi="Helvetica"/>
+                <w:sz w:val="22"/>
+                <w:szCs w:val="22"/>
+              </w:rPr>
+            </w:pPr>
           </w:p>
         </w:tc>
       </w:tr>
@@ -3556,19 +3580,13 @@
             </w:pPr>
             <w:r>
               <w:rPr>
-                <w:rFonts w:ascii="Helvetica" w:hAnsi="Helvetica"/>
-                <w:sz w:val="22"/>
-                <w:szCs w:val="22"/>
-              </w:rPr>
-              <w:t>%H-2A Authorized to FLC</w:t>
-            </w:r>
-            <w:r>
-              <w:rPr>
-                <w:rFonts w:ascii="Helvetica" w:hAnsi="Helvetica"/>
-                <w:sz w:val="22"/>
-                <w:szCs w:val="22"/>
-              </w:rPr>
-              <w:t>*time</w:t>
+                <w:rFonts w:ascii="Helvetica" w:hAnsi="Helvetica" w:cs="Segoe UI"/>
+                <w:color w:val="1F2328"/>
+                <w:sz w:val="22"/>
+                <w:szCs w:val="22"/>
+                <w:shd w:val="clear" w:color="auto" w:fill="FFFFFF"/>
+              </w:rPr>
+              <w:t>State-to-State σ²</w:t>
             </w:r>
           </w:p>
         </w:tc>
@@ -3605,13 +3623,9 @@
             <w:tcW w:w="990" w:type="dxa"/>
           </w:tcPr>
           <w:p>
-            <w:pPr>
-              <w:rPr>
-                <w:rFonts w:ascii="Helvetica" w:hAnsi="Helvetica"/>
-                <w:sz w:val="22"/>
-                <w:szCs w:val="22"/>
-              </w:rPr>
-            </w:pPr>
+            <w:r>
+              <w:t>162.87</w:t>
+            </w:r>
           </w:p>
         </w:tc>
         <w:tc>
@@ -3634,18 +3648,22 @@
           </w:tcPr>
           <w:p>
             <w:r>
-              <w:t>0.43</w:t>
-            </w:r>
-          </w:p>
-        </w:tc>
-        <w:tc>
-          <w:tcPr>
-            <w:tcW w:w="810" w:type="dxa"/>
-          </w:tcPr>
-          <w:p>
-            <w:r>
-              <w:t>0.43</w:t>
-            </w:r>
+              <w:t>161.09</w:t>
+            </w:r>
+          </w:p>
+        </w:tc>
+        <w:tc>
+          <w:tcPr>
+            <w:tcW w:w="810" w:type="dxa"/>
+          </w:tcPr>
+          <w:p>
+            <w:pPr>
+              <w:rPr>
+                <w:rFonts w:ascii="Helvetica" w:hAnsi="Helvetica"/>
+                <w:sz w:val="22"/>
+                <w:szCs w:val="22"/>
+              </w:rPr>
+            </w:pPr>
           </w:p>
         </w:tc>
       </w:tr>
@@ -3662,106 +3680,9 @@
                 <w:szCs w:val="22"/>
               </w:rPr>
             </w:pPr>
-          </w:p>
-        </w:tc>
-        <w:tc>
-          <w:tcPr>
-            <w:tcW w:w="720" w:type="dxa"/>
-          </w:tcPr>
-          <w:p>
-            <w:pPr>
-              <w:rPr>
-                <w:rFonts w:ascii="Helvetica" w:hAnsi="Helvetica"/>
-                <w:sz w:val="22"/>
-                <w:szCs w:val="22"/>
-              </w:rPr>
-            </w:pPr>
-          </w:p>
-        </w:tc>
-        <w:tc>
-          <w:tcPr>
-            <w:tcW w:w="810" w:type="dxa"/>
-          </w:tcPr>
-          <w:p>
-            <w:pPr>
-              <w:rPr>
-                <w:rFonts w:ascii="Helvetica" w:hAnsi="Helvetica"/>
-                <w:sz w:val="22"/>
-                <w:szCs w:val="22"/>
-              </w:rPr>
-            </w:pPr>
-          </w:p>
-        </w:tc>
-        <w:tc>
-          <w:tcPr>
-            <w:tcW w:w="990" w:type="dxa"/>
-          </w:tcPr>
-          <w:p>
-            <w:pPr>
-              <w:rPr>
-                <w:rFonts w:ascii="Helvetica" w:hAnsi="Helvetica"/>
-                <w:sz w:val="22"/>
-                <w:szCs w:val="22"/>
-              </w:rPr>
-            </w:pPr>
-          </w:p>
-        </w:tc>
-        <w:tc>
-          <w:tcPr>
-            <w:tcW w:w="900" w:type="dxa"/>
-          </w:tcPr>
-          <w:p>
-            <w:pPr>
-              <w:rPr>
-                <w:rFonts w:ascii="Helvetica" w:hAnsi="Helvetica"/>
-                <w:sz w:val="22"/>
-                <w:szCs w:val="22"/>
-              </w:rPr>
-            </w:pPr>
-          </w:p>
-        </w:tc>
-        <w:tc>
-          <w:tcPr>
-            <w:tcW w:w="913" w:type="dxa"/>
-          </w:tcPr>
-          <w:p>
-            <w:pPr>
-              <w:rPr>
-                <w:rFonts w:ascii="Helvetica" w:hAnsi="Helvetica"/>
-                <w:sz w:val="22"/>
-                <w:szCs w:val="22"/>
-              </w:rPr>
-            </w:pPr>
-          </w:p>
-        </w:tc>
-        <w:tc>
-          <w:tcPr>
-            <w:tcW w:w="810" w:type="dxa"/>
-          </w:tcPr>
-          <w:p>
-            <w:pPr>
-              <w:rPr>
-                <w:rFonts w:ascii="Helvetica" w:hAnsi="Helvetica"/>
-                <w:sz w:val="22"/>
-                <w:szCs w:val="22"/>
-              </w:rPr>
-            </w:pPr>
-          </w:p>
-        </w:tc>
-      </w:tr>
-      <w:tr>
-        <w:tc>
-          <w:tcPr>
-            <w:tcW w:w="3955" w:type="dxa"/>
-          </w:tcPr>
-          <w:p>
-            <w:pPr>
-              <w:rPr>
-                <w:rFonts w:ascii="Helvetica" w:hAnsi="Helvetica"/>
-                <w:sz w:val="22"/>
-                <w:szCs w:val="22"/>
-              </w:rPr>
-            </w:pPr>
+            <w:r>
+              <w:t>Δ</w:t>
+            </w:r>
             <w:r>
               <w:rPr>
                 <w:rFonts w:ascii="Helvetica" w:hAnsi="Helvetica" w:cs="Segoe UI"/>
@@ -3770,7 +3691,7 @@
                 <w:szCs w:val="22"/>
                 <w:shd w:val="clear" w:color="auto" w:fill="FFFFFF"/>
               </w:rPr>
-              <w:t>State-to-State σ²</w:t>
+              <w:t xml:space="preserve"> State-to-State σ²</w:t>
             </w:r>
           </w:p>
         </w:tc>
@@ -3808,7 +3729,7 @@
           </w:tcPr>
           <w:p>
             <w:r>
-              <w:t>157.10</w:t>
+              <w:t>27.8%</w:t>
             </w:r>
           </w:p>
         </w:tc>
@@ -3832,112 +3753,7 @@
           </w:tcPr>
           <w:p>
             <w:r>
-              <w:t>158.96</w:t>
-            </w:r>
-          </w:p>
-        </w:tc>
-        <w:tc>
-          <w:tcPr>
-            <w:tcW w:w="810" w:type="dxa"/>
-          </w:tcPr>
-          <w:p>
-            <w:pPr>
-              <w:rPr>
-                <w:rFonts w:ascii="Helvetica" w:hAnsi="Helvetica"/>
-                <w:sz w:val="22"/>
-                <w:szCs w:val="22"/>
-              </w:rPr>
-            </w:pPr>
-          </w:p>
-        </w:tc>
-      </w:tr>
-      <w:tr>
-        <w:tc>
-          <w:tcPr>
-            <w:tcW w:w="3955" w:type="dxa"/>
-          </w:tcPr>
-          <w:p>
-            <w:pPr>
-              <w:rPr>
-                <w:rFonts w:ascii="Helvetica" w:hAnsi="Helvetica"/>
-                <w:sz w:val="22"/>
-                <w:szCs w:val="22"/>
-              </w:rPr>
-            </w:pPr>
-            <w:r>
-              <w:t>Δ</w:t>
-            </w:r>
-            <w:r>
-              <w:rPr>
-                <w:rFonts w:ascii="Helvetica" w:hAnsi="Helvetica" w:cs="Segoe UI"/>
-                <w:color w:val="1F2328"/>
-                <w:sz w:val="22"/>
-                <w:szCs w:val="22"/>
-                <w:shd w:val="clear" w:color="auto" w:fill="FFFFFF"/>
-              </w:rPr>
-              <w:t xml:space="preserve"> State-to-State σ²</w:t>
-            </w:r>
-          </w:p>
-        </w:tc>
-        <w:tc>
-          <w:tcPr>
-            <w:tcW w:w="720" w:type="dxa"/>
-          </w:tcPr>
-          <w:p>
-            <w:pPr>
-              <w:rPr>
-                <w:rFonts w:ascii="Helvetica" w:hAnsi="Helvetica"/>
-                <w:sz w:val="22"/>
-                <w:szCs w:val="22"/>
-              </w:rPr>
-            </w:pPr>
-          </w:p>
-        </w:tc>
-        <w:tc>
-          <w:tcPr>
-            <w:tcW w:w="810" w:type="dxa"/>
-          </w:tcPr>
-          <w:p>
-            <w:pPr>
-              <w:rPr>
-                <w:rFonts w:ascii="Helvetica" w:hAnsi="Helvetica"/>
-                <w:sz w:val="22"/>
-                <w:szCs w:val="22"/>
-              </w:rPr>
-            </w:pPr>
-          </w:p>
-        </w:tc>
-        <w:tc>
-          <w:tcPr>
-            <w:tcW w:w="990" w:type="dxa"/>
-          </w:tcPr>
-          <w:p>
-            <w:r>
-              <w:t>30.4%</w:t>
-            </w:r>
-          </w:p>
-        </w:tc>
-        <w:tc>
-          <w:tcPr>
-            <w:tcW w:w="900" w:type="dxa"/>
-          </w:tcPr>
-          <w:p>
-            <w:pPr>
-              <w:rPr>
-                <w:rFonts w:ascii="Helvetica" w:hAnsi="Helvetica"/>
-                <w:sz w:val="22"/>
-                <w:szCs w:val="22"/>
-              </w:rPr>
-            </w:pPr>
-          </w:p>
-        </w:tc>
-        <w:tc>
-          <w:tcPr>
-            <w:tcW w:w="913" w:type="dxa"/>
-          </w:tcPr>
-          <w:p>
-            <w:r>
-              <w:t>29.6%</w:t>
+              <w:t>28.6%</w:t>
             </w:r>
           </w:p>
         </w:tc>
